--- a/docs/neurone_clinical_trials_strategy.docx
+++ b/docs/neurone_clinical_trials_strategy.docx
@@ -238,7 +238,7 @@
         <w:rPr>
           <w:sz w:val="18"/>
         </w:rPr>
-        <w:t>Device equivalence: Vielight RCTs used Vielight devices at specific irradiance, duty cycle, and LED count. NeurOne (600 LEDs, dual-wavelength, 400 mW/cm² pulsed, 5 independently addressable zones) has no published comparator. Any marketing claim implying NeurOne produces outcomes 'at least as good as Vielight' requires head-to-head data or regulatory counsel opinion.</w:t>
+        <w:t>Device equivalence: Vielight RCTs used Vielight devices at specific irradiance, duty cycle, and LED count. NeurOne (dual-wavelength, 400 mW/cm² pulsed, individually addressable hex-tile PBM modules across the socket lattice with real-time per-module J/cm² dose metering) has no published comparator. Any marketing claim implying NeurOne produces outcomes 'at least as good as Vielight' requires head-to-head data or regulatory counsel opinion.</w:t>
       </w:r>
     </w:p>
     <w:p>
